--- a/demos/02_样式继承.docx
+++ b/demos/02_样式继承.docx
@@ -12129,7 +12129,7 @@
     <w:name w:val="SmallSongBase"/>
     <w:basedOn w:val="Normal"/>
     <w:rPr>
-      <w:rFonts w:ascii="FZXiaoBiaoSong-B05S" w:hAnsi="FZXiaoBiaoSong-B05S" w:eastAsia="FZXiaoBiaoSong-B05S" w:cs="FZXiaoBiaoSong-B05S"/>
+      <w:rFonts w:ascii="FZXiaoBiaoSong-B05" w:hAnsi="FZXiaoBiaoSong-B05" w:eastAsia="FZXiaoBiaoSong-B05" w:cs="FZXiaoBiaoSong-B05"/>
     </w:rPr>
   </w:style>
   <w:style w:type="paragraph" w:customStyle="1" w:styleId="HeiBase">
